--- a/ind/docx/18.content.docx
+++ b/ind/docx/18.content.docx
@@ -11,6 +11,15 @@
         <w:pStyle w:val="Heading2"/>
       </w:pPr>
       <w:r>
+        <w:t>Resource: Catatan Studi (Tyndale)</w:t>
+      </w:r>
+      <w:r/>
+    </w:p>
+    <w:p>
+      <w:pPr>
+        <w:pStyle w:val="Heading2"/>
+      </w:pPr>
+      <w:r>
         <w:t>License Information</w:t>
       </w:r>
       <w:r/>
@@ -21,7 +30,7 @@
         <w:rPr>
           <w:b/>
         </w:rPr>
-        <w:t>Study Notes (Tyndale)</w:t>
+        <w:t>Catatan Studi (Tyndale)</w:t>
       </w:r>
       <w:r>
         <w:t xml:space="preserve"> (Indonesian) is based on</w:t>
@@ -74,7 +83,7 @@
         <w:pStyle w:val="Heading1"/>
       </w:pPr>
       <w:r>
-        <w:t>Study Notes (Tyndale)</w:t>
+        <w:t>Catatan Studi (Tyndale)</w:t>
       </w:r>
     </w:p>
     <w:p>
@@ -83,6 +92,51 @@
           <w:headerReference w:type="even" r:id="rId8"/>
           <w:headerReference w:type="default" r:id="rId9"/>
           <w:footerReference w:type="default" r:id="rId10"/>
+          <w:footnotePr>
+            <w:numRestart w:val="eachSect"/>
+          </w:footnotePr>
+          <w:type w:val="continuous"/>
+          <w:pgSz w:w="12240" w:h="15840" w:code="1"/>
+          <w:pgMar w:top="1440" w:right="1440" w:bottom="1440" w:left="1440" w:header="504" w:footer="504" w:gutter="0"/>
+          <w:cols w:space="708"/>
+          <w:titlePg/>
+          <w:docGrid w:linePitch="360"/>
+        </w:sectPr>
+      </w:pPr>
+    </w:p>
+    <w:p>
+      <w:r/>
+    </w:p>
+    <w:p>
+      <w:pPr>
+        <w:pStyle w:val="Heading2"/>
+      </w:pPr>
+      <w:r>
+        <w:t>JOB</w:t>
+      </w:r>
+      <w:r/>
+    </w:p>
+    <w:p>
+      <w:r/>
+      <w:r>
+        <w:rPr>
+          <w:i/>
+        </w:rPr>
+        <w:t>Ayub 1:1, Ayub 1:1–2.13, Ayub 1:2–3, Ayub 1:5, Ayub 1:6–7, Ayub 1:8, Ayub 1:9–11, Ayub 1:10, Ayub 1:11–12, Ayub 1:13–19, Ayub 1:15, Ayub 1:16, Ayub 1:19, Ayub 1:20, Ayub 2:1–3, Ayub 2:3, Ayub 2:5, Ayub 2:6, Ayub 2:7, Ayub 2:8, Ayub 2:9, Ayub 2:10, Ayub 2:11, Ayub 2:12, Ayub 2:13, Ayub 3:1–10, Ayub 3:1–26, Ayub 3:5, Ayub 3:8, Ayub 3:9, Ayub 3:10, Ayub 3:11–24, Ayub 3:14, Ayub 3:15, Ayub 3:20, Ayub 3:21, Ayub 4:1–2, Ayub 4:1–14.22, Ayub 4:3–4, Ayub 4:7, Ayub 4:8, Ayub 4:9, Ayub 4:12–16, Ayub 4:13, Ayub 4:14, Ayub 4:15, Ayub 4:17, Ayub 4:18–21, Ayub 4:21, Ayub 5:1, Ayub 5:4, Ayub 5:8, Ayub 5:9–10, Ayub 5:9–16, Ayub 5:13, Ayub 5:17, Ayub 5:19–26, Ayub 5:24, Ayub 5:25, Ayub 6:1–7.21, Ayub 6:3–4, Ayub 6:6, Ayub 6:9, Ayub 6:14–27, Ayub 6:19, Ayub 6:27, Ayub 6:30, Ayub 7:1, Ayub 7:2, Ayub 7:3, Ayub 7:5, Ayub 7:6–21, Ayub 7:7, Ayub 7:8, Ayub 7:9, Ayub 7:11, Ayub 7:12, Ayub 7:13–14, Ayub 7:16, Ayub 7:17–18, Ayub 7:19, Ayub 7:20, Ayub 8:1, Ayub 8:2, Ayub 8:3–4, Ayub 8:7, Ayub 8:8–10, Ayub 8:9, Ayub 8:11, Ayub 8:12–13, Ayub 8:16–17, Ayub 9:1–35, Ayub 9:3, Ayub 9:5–6, Ayub 9:9, Ayub 9:13, Ayub 9:17, Ayub 9:21, Ayub 9:28, Ayub 9:30, Ayub 9:31, Ayub 9:32–33, Ayub 10:8–11, Ayub 10:20–22, Ayub 11:1, Ayub 11:2–3, Ayub 11:4, Ayub 11:5–6, Ayub 11:7, Ayub 11:13–14, Ayub 12:1–14.22, Ayub 12:7–8, Ayub 12:7–9, Ayub 12:9, Ayub 12:11, Ayub 12:12, Ayub 12:17, Ayub 12:18, Ayub 12:19, Ayub 12:21, Ayub 12:22, Ayub 12:23–24, Ayub 12:25, Ayub 13:1–2, Ayub 13:7–10, Ayub 13:12, Ayub 13:20–21, Ayub 13:22–23, Ayub 13:24, Ayub 13:25, Ayub 14:1–2, Ayub 14:3, Ayub 14:12, Ayub 14:13, Ayub 14:16, Ayub 14:17, Ayub 14:22, Ayub 15:1–21.34, Ayub 15:2–3, Ayub 15:6, Ayub 15:7–8, Ayub 15:8, Ayub 15:9–10, Ayub 15:12, Ayub 15:14, Ayub 15:15, Ayub 15:17–19, Ayub 15:20–35, Ayub 15:21, Ayub 15:22, Ayub 15:23, Ayub 15:25, Ayub 15:30, Ayub 15:34, Ayub 16:4, Ayub 16:7, Ayub 16:9–10, Ayub 16:12, Ayub 16:13, Ayub 16:14, Ayub 16:15, Ayub 16:17, Ayub 16:18, Ayub 16:18–22, Ayub 16:19–21, Ayub 17:1, Ayub 17:2, Ayub 17:3–5, Ayub 17:6, Ayub 17:8–9, Ayub 17:10–16, Ayub 17:13, Ayub 17:14, Ayub 17:16, Ayub 18:2–3, Ayub 18:5, Ayub 18:7, Ayub 18:8–10, Ayub 18:11–13, Ayub 18:13, Ayub 18:15, Ayub 18:17, Ayub 18:19, Ayub 18:20, Ayub 18:21, Ayub 19:3, Ayub 19:6, Ayub 19:7, Ayub 19:8, Ayub 19:9, Ayub 19:17, Ayub 19:19, Ayub 19:20, Ayub 19:21, Ayub 19:22, Ayub 19:23, Ayub 19:25, Ayub 19:26, Ayub 19:27, Ayub 19:29, Ayub 20:7, Ayub 20:10, Ayub 20:14–16, Ayub 20:17, Ayub 20:20, Ayub 20:24, Ayub 20:25, Ayub 20:26, Ayub 20:27, Ayub 21:2, Ayub 21:6, Ayub 21:8, Ayub 21:17, Ayub 21:19, Ayub 21:22, Ayub 21:24, Ayub 21:25, Ayub 21:26, Ayub 21:28, Ayub 21:33, Ayub 21:34, Ayub 22:1–26.14, Ayub 22:2–3, Ayub 22:6, Ayub 22:9, Ayub 22:12–14, Ayub 22:18, Ayub 22:19–20, Ayub 22:22, Ayub 22:23, Ayub 22:24, Ayub 22:25, Ayub 22:27, Ayub 22:29, Ayub 23:2, Ayub 23:4, Ayub 23:6–7, Ayub 23:10, Ayub 23:13–14, Ayub 23:15–17, Ayub 24:1, Ayub 24:2, Ayub 24:2–17, Ayub 24:3, Ayub 24:6, Ayub 24:7, Ayub 24:9, Ayub 24:11, Ayub 24:12, Ayub 24:18–24, Ayub 25:4, Ayub 26:2, Ayub 26:4, Ayub 26:5–6, Ayub 26:7, Ayub 26:10, Ayub 26:11, Ayub 26:12, Ayub 26:13, Ayub 27:1, Ayub 27:2, Ayub 27:5–6, Ayub 27:9–23, Ayub 28:1–28, Ayub 28:5, Ayub 28:13, Ayub 28:16–19, Ayub 28:23–27, Ayub 28:28, Ayub 29:1–31.40, Ayub 29:2, Ayub 29:7, Ayub 29:14, Ayub 29:16, Ayub 29:18, Ayub 29:25, Ayub 30:2–3, Ayub 30:5–6, Ayub 30:9, Ayub 30:10, Ayub 30:12–14, Ayub 30:15, Ayub 30:18, Ayub 30:19, Ayub 30:20–21, Ayub 30:22, Ayub 30:28, Ayub 30:29, Ayub 30:30, Ayub 31:1, Ayub 31:1–40, Ayub 31:5–8, Ayub 31:9–10, Ayub 31:11, Ayub 31:12, Ayub 31:13–15, Ayub 31:21, Ayub 31:22–23, Ayub 31:24, Ayub 31:25, Ayub 31:26, Ayub 31:26–28, Ayub 31:27, Ayub 31:28, Ayub 31:29–30, Ayub 31:31–32, Ayub 31:35, Ayub 31:36, Ayub 31:37, Ayub 31:38, Ayub 31:40, Ayub 32:1, Ayub 32:1–37.24, Ayub 32:2, Ayub 32:4–7, Ayub 32:8–9, Ayub 32:15–16, Ayub 32:18–20, Ayub 33:1, Ayub 33:5, Ayub 33:7, Ayub 33:9, Ayub 33:11, Ayub 33:13, Ayub 33:15, Ayub 33:18, Ayub 33:22, Ayub 33:23, Ayub 33:24, Ayub 33:26, Ayub 33:32, Ayub 34:3–4, Ayub 34:5–6, Ayub 34:6, Ayub 34:9, Ayub 34:10–15, Ayub 34:11, Ayub 34:17, Ayub 34:19, Ayub 34:22, Ayub 34:23, Ayub 34:24, Ayub 34:26, Ayub 34:31, Ayub 34:36, Ayub 35:4–8, Ayub 35:15–16, Ayub 35:16, Ayub 36:4, Ayub 36:7, Ayub 36:11, Ayub 36:12, Ayub 36:31, Ayub 37:2, Ayub 37:7, Ayub 37:13, Ayub 37:17, Ayub 37:20, Ayub 37:22, Ayub 37:23, Ayub 38:1–3, Ayub 38:1–40.5, Ayub 38:1–42.6, Ayub 38:2, Ayub 38:7, Ayub 38:10–11, Ayub 38:14, Ayub 38:21, Ayub 38:22–23, Ayub 38:24–27, Ayub 38:36, Ayub 39:5–7, Ayub 39:9–12, Ayub 39:13–18, Ayub 39:14–16, Ayub 39:18, Ayub 39:24, Ayub 39:30, Ayub 40:1–2, Ayub 40:3–5, Ayub 40:4, Ayub 40:5, Ayub 40:6–7, Ayub 40:8, Ayub 40:11–12, Ayub 40:15–24, Ayub 41:1, Ayub 42:1–6, Ayub 42:5, Ayub 42:7, Ayub 42:8–9, Ayub 42:10, Ayub 42:11, Ayub 42:12, Ayub 42:14, Ayub 42:15, Ayub 42:16, Ayub 42:17</w:t>
+      </w:r>
+      <w:r/>
+    </w:p>
+    <w:p>
+      <w:r/>
+      <w:r>
+        <w:t xml:space="preserve"> </w:t>
+      </w:r>
+      <w:r/>
+      <w:r/>
+    </w:p>
+    <w:p>
+      <w:pPr>
+        <w:sectPr>
           <w:footnotePr>
             <w:numRestart w:val="eachSect"/>
           </w:footnotePr>

--- a/ind/docx/18.content.docx
+++ b/ind/docx/18.content.docx
@@ -163,13 +163,6 @@
         <w:rPr>
           <w:lang w:val="id_ID" w:bidi="id_ID"/>
         </w:rPr>
-      </w:r>
-      <w:r>
-        <w:rPr>
-          <w:i/>
-          <w:lang w:val="id_ID" w:bidi="id_ID"/>
-        </w:rPr>
-        <w:t>Ayub 1:1, Ayub 1:1–2.13, Ayub 1:2–3, Ayub 1:5, Ayub 1:6–7, Ayub 1:8, Ayub 1:9–11, Ayub 1:10, Ayub 1:11–12, Ayub 1:13–19, Ayub 1:15, Ayub 1:16, Ayub 1:19, Ayub 1:20, Ayub 2:1–3, Ayub 2:3, Ayub 2:5, Ayub 2:6, Ayub 2:7, Ayub 2:8, Ayub 2:9, Ayub 2:10, Ayub 2:11, Ayub 2:12, Ayub 2:13, Ayub 3:1–10, Ayub 3:1–26, Ayub 3:5, Ayub 3:8, Ayub 3:9, Ayub 3:10, Ayub 3:11–24, Ayub 3:14, Ayub 3:15, Ayub 3:20, Ayub 3:21, Ayub 4:1–2, Ayub 4:1–14.22, Ayub 4:3–4, Ayub 4:7, Ayub 4:8, Ayub 4:9, Ayub 4:12–16, Ayub 4:13, Ayub 4:14, Ayub 4:15, Ayub 4:17, Ayub 4:18–21, Ayub 4:21, Ayub 5:1, Ayub 5:4, Ayub 5:8, Ayub 5:9–10, Ayub 5:9–16, Ayub 5:13, Ayub 5:17, Ayub 5:19–26, Ayub 5:24, Ayub 5:25, Ayub 6:1–7.21, Ayub 6:3–4, Ayub 6:6, Ayub 6:9, Ayub 6:14–27, Ayub 6:19, Ayub 6:27, Ayub 6:30, Ayub 7:1, Ayub 7:2, Ayub 7:3, Ayub 7:5, Ayub 7:6–21, Ayub 7:7, Ayub 7:8, Ayub 7:9, Ayub 7:11, Ayub 7:12, Ayub 7:13–14, Ayub 7:16, Ayub 7:17–18, Ayub 7:19, Ayub 7:20, Ayub 8:1, Ayub 8:2, Ayub 8:3–4, Ayub 8:7, Ayub 8:8–10, Ayub 8:9, Ayub 8:11, Ayub 8:12–13, Ayub 8:16–17, Ayub 9:1–35, Ayub 9:3, Ayub 9:5–6, Ayub 9:9, Ayub 9:13, Ayub 9:17, Ayub 9:21, Ayub 9:28, Ayub 9:30, Ayub 9:31, Ayub 9:32–33, Ayub 10:8–11, Ayub 10:20–22, Ayub 11:1, Ayub 11:2–3, Ayub 11:4, Ayub 11:5–6, Ayub 11:7, Ayub 11:13–14, Ayub 12:1–14.22, Ayub 12:7–8, Ayub 12:7–9, Ayub 12:9, Ayub 12:11, Ayub 12:12, Ayub 12:17, Ayub 12:18, Ayub 12:19, Ayub 12:21, Ayub 12:22, Ayub 12:23–24, Ayub 12:25, Ayub 13:1–2, Ayub 13:7–10, Ayub 13:12, Ayub 13:20–21, Ayub 13:22–23, Ayub 13:24, Ayub 13:25, Ayub 14:1–2, Ayub 14:3, Ayub 14:12, Ayub 14:13, Ayub 14:16, Ayub 14:17, Ayub 14:22, Ayub 15:1–21.34, Ayub 15:2–3, Ayub 15:6, Ayub 15:7–8, Ayub 15:8, Ayub 15:9–10, Ayub 15:12, Ayub 15:14, Ayub 15:15, Ayub 15:17–19, Ayub 15:20–35, Ayub 15:21, Ayub 15:22, Ayub 15:23, Ayub 15:25, Ayub 15:30, Ayub 15:34, Ayub 16:4, Ayub 16:7, Ayub 16:9–10, Ayub 16:12, Ayub 16:13, Ayub 16:14, Ayub 16:15, Ayub 16:17, Ayub 16:18, Ayub 16:18–22, Ayub 16:19–21, Ayub 17:1, Ayub 17:2, Ayub 17:3–5, Ayub 17:6, Ayub 17:8–9, Ayub 17:10–16, Ayub 17:13, Ayub 17:14, Ayub 17:16, Ayub 18:2–3, Ayub 18:5, Ayub 18:7, Ayub 18:8–10, Ayub 18:11–13, Ayub 18:13, Ayub 18:15, Ayub 18:17, Ayub 18:19, Ayub 18:20, Ayub 18:21, Ayub 19:3, Ayub 19:6, Ayub 19:7, Ayub 19:8, Ayub 19:9, Ayub 19:17, Ayub 19:19, Ayub 19:20, Ayub 19:21, Ayub 19:22, Ayub 19:23, Ayub 19:25, Ayub 19:26, Ayub 19:27, Ayub 19:29, Ayub 20:7, Ayub 20:10, Ayub 20:14–16, Ayub 20:17, Ayub 20:20, Ayub 20:24, Ayub 20:25, Ayub 20:26, Ayub 20:27, Ayub 21:2, Ayub 21:6, Ayub 21:8, Ayub 21:17, Ayub 21:19, Ayub 21:22, Ayub 21:24, Ayub 21:25, Ayub 21:26, Ayub 21:28, Ayub 21:33, Ayub 21:34, Ayub 22:1–26.14, Ayub 22:2–3, Ayub 22:6, Ayub 22:9, Ayub 22:12–14, Ayub 22:18, Ayub 22:19–20, Ayub 22:22, Ayub 22:23, Ayub 22:24, Ayub 22:25, Ayub 22:27, Ayub 22:29, Ayub 23:2, Ayub 23:4, Ayub 23:6–7, Ayub 23:10, Ayub 23:13–14, Ayub 23:15–17, Ayub 24:1, Ayub 24:2, Ayub 24:2–17, Ayub 24:3, Ayub 24:6, Ayub 24:7, Ayub 24:9, Ayub 24:11, Ayub 24:12, Ayub 24:18–24, Ayub 25:4, Ayub 26:2, Ayub 26:4, Ayub 26:5–6, Ayub 26:7, Ayub 26:10, Ayub 26:11, Ayub 26:12, Ayub 26:13, Ayub 27:1, Ayub 27:2, Ayub 27:5–6, Ayub 27:9–23, Ayub 28:1–28, Ayub 28:5, Ayub 28:13, Ayub 28:16–19, Ayub 28:23–27, Ayub 28:28, Ayub 29:1–31.40, Ayub 29:2, Ayub 29:7, Ayub 29:14, Ayub 29:16, Ayub 29:18, Ayub 29:25, Ayub 30:2–3, Ayub 30:5–6, Ayub 30:9, Ayub 30:10, Ayub 30:12–14, Ayub 30:15, Ayub 30:18, Ayub 30:19, Ayub 30:20–21, Ayub 30:22, Ayub 30:28, Ayub 30:29, Ayub 30:30, Ayub 31:1, Ayub 31:1–40, Ayub 31:5–8, Ayub 31:9–10, Ayub 31:11, Ayub 31:12, Ayub 31:13–15, Ayub 31:21, Ayub 31:22–23, Ayub 31:24, Ayub 31:25, Ayub 31:26, Ayub 31:26–28, Ayub 31:27, Ayub 31:28, Ayub 31:29–30, Ayub 31:31–32, Ayub 31:35, Ayub 31:36, Ayub 31:37, Ayub 31:38, Ayub 31:40, Ayub 32:1, Ayub 32:1–37.24, Ayub 32:2, Ayub 32:4–7, Ayub 32:8–9, Ayub 32:15–16, Ayub 32:18–20, Ayub 33:1, Ayub 33:5, Ayub 33:7, Ayub 33:9, Ayub 33:11, Ayub 33:13, Ayub 33:15, Ayub 33:18, Ayub 33:22, Ayub 33:23, Ayub 33:24, Ayub 33:26, Ayub 33:32, Ayub 34:3–4, Ayub 34:5–6, Ayub 34:6, Ayub 34:9, Ayub 34:10–15, Ayub 34:11, Ayub 34:17, Ayub 34:19, Ayub 34:22, Ayub 34:23, Ayub 34:24, Ayub 34:26, Ayub 34:31, Ayub 34:36, Ayub 35:4–8, Ayub 35:15–16, Ayub 35:16, Ayub 36:4, Ayub 36:7, Ayub 36:11, Ayub 36:12, Ayub 36:31, Ayub 37:2, Ayub 37:7, Ayub 37:13, Ayub 37:17, Ayub 37:20, Ayub 37:22, Ayub 37:23, Ayub 38:1–3, Ayub 38:1–40.5, Ayub 38:1–42.6, Ayub 38:2, Ayub 38:7, Ayub 38:10–11, Ayub 38:14, Ayub 38:21, Ayub 38:22–23, Ayub 38:24–27, Ayub 38:36, Ayub 39:5–7, Ayub 39:9–12, Ayub 39:13–18, Ayub 39:14–16, Ayub 39:18, Ayub 39:24, Ayub 39:30, Ayub 40:1–2, Ayub 40:3–5, Ayub 40:4, Ayub 40:5, Ayub 40:6–7, Ayub 40:8, Ayub 40:11–12, Ayub 40:15–24, Ayub 41:1, Ayub 42:1–6, Ayub 42:5, Ayub 42:7, Ayub 42:8–9, Ayub 42:10, Ayub 42:11, Ayub 42:12, Ayub 42:14, Ayub 42:15, Ayub 42:16, Ayub 42:17</w:t>
       </w:r>
       <w:r>
         <w:rPr>

--- a/ind/docx/18.content.docx
+++ b/ind/docx/18.content.docx
@@ -150,19 +150,6 @@
           <w:lang w:val="id_ID" w:bidi="id_ID"/>
         </w:rPr>
         <w:t>JOB</w:t>
-      </w:r>
-      <w:r>
-        <w:rPr>
-          <w:lang w:val="id_ID" w:bidi="id_ID"/>
-        </w:rPr>
-      </w:r>
-    </w:p>
-    <w:p>
-      <w:pPr/>
-      <w:r>
-        <w:rPr>
-          <w:lang w:val="id_ID" w:bidi="id_ID"/>
-        </w:rPr>
       </w:r>
       <w:r>
         <w:rPr>

--- a/ind/docx/18.content.docx
+++ b/ind/docx/18.content.docx
@@ -19,7 +19,7 @@
         <w:rPr>
           <w:lang w:val="id_ID" w:bidi="id_ID"/>
         </w:rPr>
-        <w:t>Resource: Catatan Studi (Tyndale)</w:t>
+        <w:t>Resource: Tyndale Open Study Notes</w:t>
       </w:r>
       <w:r>
         <w:rPr>
@@ -112,7 +112,7 @@
         <w:rPr>
           <w:lang w:val="id_ID" w:bidi="id_ID"/>
         </w:rPr>
-        <w:t>Catatan Studi (Tyndale)</w:t>
+        <w:t>Tyndale Open Study Notes</w:t>
       </w:r>
     </w:p>
     <w:p>

--- a/ind/docx/18.content.docx
+++ b/ind/docx/18.content.docx
@@ -19,7 +19,7 @@
         <w:rPr>
           <w:lang w:val="id_ID" w:bidi="id_ID"/>
         </w:rPr>
-        <w:t>Resource: Tyndale Open Study Notes</w:t>
+        <w:t>Resource: Aquifer Open Study Notes</w:t>
       </w:r>
       <w:r>
         <w:rPr>
@@ -112,7 +112,7 @@
         <w:rPr>
           <w:lang w:val="id_ID" w:bidi="id_ID"/>
         </w:rPr>
-        <w:t>Tyndale Open Study Notes</w:t>
+        <w:t>Aquifer Open Study Notes</w:t>
       </w:r>
     </w:p>
     <w:p>
